--- a/daily-reports/2026-09-20/report.docx
+++ b/daily-reports/2026-09-20/report.docx
@@ -28,28 +28,28 @@
         <w:pStyle w:val="Heading2"/>
       </w:pPr>
       <w:r>
-        <w:t>1. browser-use/jev-ultrafast  ⭐ 9,308</w:t>
+        <w:t>1. browser-use/jev-ultrafast  ⭐ 9,490</w:t>
       </w:r>
     </w:p>
     <w:p>
       <w:r>
-        <w:t>语言：Python ｜ Stars：9,308 ｜ Forks：579</w:t>
+        <w:t>语言：Python ｜ Stars：9,490 ｜ Forks：591</w:t>
         <w:br/>
       </w:r>
       <w:r>
-        <w:t>这是什么：这是一个用 Python 编写的极速工具，名字里的“ultrafast”就是“超快”的意思，它主要用来让浏览器操作变得飞快，比如自动打开网页、点击按钮等。</w:t>
+        <w:t>这是什么：这是一个用 Python 编写的项目，名字叫“jev-ultrafast”，描述只有“i. am. speed.”，意思是“我很快”。它很可能是一个追求极致速度的工具或库，但具体功能需要查看代码才能确定。</w:t>
         <w:br/>
       </w:r>
       <w:r>
-        <w:t>能用来做什么：你可以用它来快速完成网页自动化任务，比如自动登录网站、抓取信息，或者测试网页功能。</w:t>
+        <w:t>能用来做什么：由于描述非常简短，暂时无法确定具体用途。可能用于需要高速处理的场景，比如快速计算、快速响应等。</w:t>
         <w:br/>
       </w:r>
       <w:r>
-        <w:t>适用领域：网页自动化、数据抓取、软件测试</w:t>
+        <w:t>适用领域：可能涉及高性能计算、网络请求、数据处理等对速度要求高的领域。</w:t>
         <w:br/>
       </w:r>
       <w:r>
-        <w:t>对新手有什么帮助：如果你对编程感兴趣，这个项目能让你体验用代码控制浏览器的乐趣，而且速度很快，适合新手学习自动化基础。</w:t>
+        <w:t>对新手有什么帮助：对于新手来说，如果对速度优化感兴趣，可以研究它的代码，学习如何写出更快的程序。但需要一定编程基础。</w:t>
         <w:br/>
       </w:r>
       <w:r>
@@ -61,28 +61,28 @@
         <w:pStyle w:val="Heading2"/>
       </w:pPr>
       <w:r>
-        <w:t>2. tamaratran/fast-jev-compaction  ⭐ 4,430</w:t>
+        <w:t>2. tamaratran/fast-jev-compaction  ⭐ 4,450</w:t>
       </w:r>
     </w:p>
     <w:p>
       <w:r>
-        <w:t>语言：TypeScript ｜ Stars：4,430 ｜ Forks：245</w:t>
+        <w:t>语言：TypeScript ｜ Stars：4,450 ｜ Forks：245</w:t>
         <w:br/>
       </w:r>
       <w:r>
-        <w:t>这是什么：这是一个给 Claude Code（一个编程助手）用的插件，它能快速整理对话记录，把过时的内容删掉或缩短，只保留最新的重要信息，让对话更高效。</w:t>
+        <w:t>这是什么：这是一个 TypeScript 写的 Claude Code 插件，用来优化对话历史压缩。它把每次工具调用和结果快速打分，丢掉过时的或截断它们，保留的内容原样不动。</w:t>
         <w:br/>
       </w:r>
       <w:r>
-        <w:t>能用来做什么：当你用 Claude Code 写代码时，这个插件能自动清理没用的历史记录，让助手更快地给出回答。</w:t>
+        <w:t>能用来做什么：当你使用 Claude Code 进行长时间对话时，这个插件能帮你节省 token，让对话更高效，避免因为历史太长而变慢或超限。</w:t>
         <w:br/>
       </w:r>
       <w:r>
-        <w:t>适用领域：AI 编程助手、代码开发、效率工具</w:t>
+        <w:t>适用领域：AI 编程助手、对话系统、代码生成工具。</w:t>
         <w:br/>
       </w:r>
       <w:r>
-        <w:t>对新手有什么帮助：如果你在用 Claude Code 学习编程，这个插件能帮你保持对话清爽，让 AI 助手反应更快，提升学习效率。</w:t>
+        <w:t>对新手有什么帮助：适合正在使用 Claude Code 的开发者，能直接帮你减少 token 消耗，提升对话效率。也适合学习如何优化 AI 对话历史管理。</w:t>
         <w:br/>
       </w:r>
       <w:r>
@@ -94,28 +94,28 @@
         <w:pStyle w:val="Heading2"/>
       </w:pPr>
       <w:r>
-        <w:t>3. robbietilton/Compositor  ⭐ 2,836</w:t>
+        <w:t>3. robbietilton/Compositor  ⭐ 2,894</w:t>
       </w:r>
     </w:p>
     <w:p>
       <w:r>
-        <w:t>语言：Swift ｜ Stars：2,836 ｜ Forks：305</w:t>
+        <w:t>语言：Swift ｜ Stars：2,894 ｜ Forks：309</w:t>
         <w:br/>
       </w:r>
       <w:r>
-        <w:t>这是什么：这是一个 Mac 电脑上的图像处理软件，类似 Photoshop，但完全免费开源，可以用来修图、合成图片、设计海报等。</w:t>
+        <w:t>这是什么：这是一个用 Swift 写的 Mac 应用，被称为“Mac 上的 Photoshop 替代品”。它提供图像编辑功能，可能包括图层、滤镜等常见修图工具。</w:t>
         <w:br/>
       </w:r>
       <w:r>
-        <w:t>能用来做什么：你可以用它来编辑照片、制作平面设计作品，比如给图片加文字、调色、抠图等。</w:t>
+        <w:t>能用来做什么：你可以用它来编辑照片、设计图形，比如调整颜色、添加特效、合成图片等。适合不想用 Photoshop 的 Mac 用户。</w:t>
         <w:br/>
       </w:r>
       <w:r>
-        <w:t>适用领域：图像编辑、平面设计、摄影后期</w:t>
+        <w:t>适用领域：图像编辑、平面设计、摄影后期。</w:t>
         <w:br/>
       </w:r>
       <w:r>
-        <w:t>对新手有什么帮助：如果你需要修图但不想花钱买 Photoshop，这个软件是很好的替代品，而且开源免费，适合新手学习图像处理。</w:t>
+        <w:t>对新手有什么帮助：如果你对图像处理感兴趣，可以学习它的源码，了解如何用 Swift 开发 Mac 图形应用。也可以直接用它来修图，免费且开源。</w:t>
         <w:br/>
       </w:r>
       <w:r>
@@ -127,28 +127,28 @@
         <w:pStyle w:val="Heading2"/>
       </w:pPr>
       <w:r>
-        <w:t>4. TheoLeeCJ/SemIf  ⭐ 2,024</w:t>
+        <w:t>4. TheoLeeCJ/SemIf  ⭐ 2,041</w:t>
       </w:r>
     </w:p>
     <w:p>
       <w:r>
-        <w:t>语言：Python ｜ Stars：2,024 ｜ Forks：123</w:t>
+        <w:t>语言：Python ｜ Stars：2,041 ｜ Forks：125</w:t>
         <w:br/>
       </w:r>
       <w:r>
-        <w:t>这是什么：这是一个用 Python 写的小工具，能在普通家用电脑（比如 3090 显卡）上运行开源 AI 模型，实现“语义判断”功能，简单说就是让电脑理解一句话的意思并做出判断。</w:t>
+        <w:t>这是什么：这是一个 Python 项目，能在家里用 3090 显卡运行开放模型的“语义 if”。简单说，就是让 AI 理解条件判断，比如“如果天气好，就去公园”。它独立开发，不隶属于 Jev 或 TypeSafe。</w:t>
         <w:br/>
       </w:r>
       <w:r>
-        <w:t>能用来做什么：你可以用它来搭建智能问答系统、情感分析工具，或者让电脑自动理解你的指令。</w:t>
+        <w:t>能用来做什么：你可以用它来构建智能对话系统，让 AI 根据语义条件做出决策，比如自动回复、游戏 AI 等。</w:t>
         <w:br/>
       </w:r>
       <w:r>
-        <w:t>适用领域：自然语言处理、AI 应用、智能家居</w:t>
+        <w:t>适用领域：自然语言处理、AI 对话、智能决策。</w:t>
         <w:br/>
       </w:r>
       <w:r>
-        <w:t>对新手有什么帮助：如果你想在家用电脑上玩转 AI，这个项目能让你低成本体验语义理解，适合对 AI 感兴趣的新手学习。</w:t>
+        <w:t>对新手有什么帮助：适合对 AI 和语义理解感兴趣的新手，可以学习如何用开放模型实现条件逻辑，并了解如何在本地显卡上运行 AI 模型。</w:t>
         <w:br/>
       </w:r>
       <w:r>
@@ -160,28 +160,28 @@
         <w:pStyle w:val="Heading2"/>
       </w:pPr>
       <w:r>
-        <w:t>5. NandhaKishorM/laya  ⭐ 1,677</w:t>
+        <w:t>5. NandhaKishorM/laya  ⭐ 1,761</w:t>
       </w:r>
     </w:p>
     <w:p>
       <w:r>
-        <w:t>语言：Python ｜ Stars：1,677 ｜ Forks：153</w:t>
+        <w:t>语言：Python ｜ Stars：1,761 ｜ Forks：165</w:t>
         <w:br/>
       </w:r>
       <w:r>
-        <w:t>这是什么：这是一个用 Python 编写的项目，但描述为空，从名字推测可能是一个轻量级的工具或框架，具体功能需要查看代码才能确定。</w:t>
+        <w:t>这是什么：这是一个 Python 项目，名字叫“laya”，但没有提供描述。从名字和语言推测，可能是一个轻量级的工具或框架，具体功能未知。</w:t>
         <w:br/>
       </w:r>
       <w:r>
-        <w:t>能用来做什么：由于描述缺失，暂时无法确定具体用途，可能用于快速开发或简化某些任务。</w:t>
+        <w:t>能用来做什么：由于缺乏描述，无法确定具体用途。可能需要查看代码或文档才能了解。</w:t>
         <w:br/>
       </w:r>
       <w:r>
-        <w:t>适用领域：未知（需进一步了解）</w:t>
+        <w:t>适用领域：未知，可能涉及 Web 开发、数据处理或自动化等。</w:t>
         <w:br/>
       </w:r>
       <w:r>
-        <w:t>对新手有什么帮助：如果你喜欢探索未知项目，可以下载代码研究，但建议先查看文档或联系作者了解详情。</w:t>
+        <w:t>对新手有什么帮助：对于新手，如果项目有文档，可以尝试学习；否则建议先找有明确说明的项目。</w:t>
         <w:br/>
       </w:r>
       <w:r>
@@ -212,7 +212,7 @@
         <w:t>I think you should almost never use AI to write</w:t>
       </w:r>
       <w:r>
-        <w:t>（👍 272）</w:t>
+        <w:t>（👍 281）</w:t>
       </w:r>
       <w:r>
         <w:br/>
@@ -220,7 +220,7 @@
       </w:r>
       <w:r>
         <w:br/>
-        <w:t>摘要：作者主张几乎不应使用AI进行写作，认为写作是思考的过程，依赖AI会削弱个人表达与思维能力。这一观点引发了对AI辅助创作边界的讨论。</w:t>
+        <w:t>摘要：作者主张几乎不应使用AI来写作，认为写作是思考的过程，依赖AI会削弱表达能力和思维深度。这一观点引发了对AI辅助创作边界的讨论。</w:t>
       </w:r>
     </w:p>
     <w:p>
@@ -231,7 +231,7 @@
         <w:t>Microsoft director: AI scraping 'the largest theft of labor in human history'</w:t>
       </w:r>
       <w:r>
-        <w:t>（👍 152）</w:t>
+        <w:t>（👍 156）</w:t>
       </w:r>
       <w:r>
         <w:br/>
@@ -239,7 +239,7 @@
       </w:r>
       <w:r>
         <w:br/>
-        <w:t>摘要：微软一位总监批评AI抓取网络内容为“人类历史上最大的劳动力盗窃”，指出大模型训练未经授权使用创作者作品，凸显数据版权与补偿机制的争议。</w:t>
+        <w:t>摘要：微软一位总监将AI抓取互联网内容训练模型的行为称为'人类历史上最大的劳动力盗窃'，凸显了内容创作者与AI公司之间关于数据版权和补偿的激烈争议。</w:t>
       </w:r>
     </w:p>
     <w:p>
@@ -263,7 +263,7 @@
       </w:r>
       <w:r>
         <w:br/>
-        <w:t>摘要：文章警告人类阻止AI失控的时间窗口正在缩小，可能涉及AI安全、对齐与监管紧迫性，提醒业界加速应对潜在风险。</w:t>
+        <w:t>摘要：文章讨论AI发展速度过快，人类可能来不及建立有效监管和防护措施，呼吁重视AI安全与对齐问题，避免失控风险。</w:t>
       </w:r>
     </w:p>
     <w:p>
@@ -287,7 +287,7 @@
       </w:r>
       <w:r>
         <w:br/>
-        <w:t>摘要：报道称Anthropic内部Claude生成80%代码导致CI负载半年激增25倍，几乎压垮系统，反映AI编程助手大规模使用对基础设施的冲击。</w:t>
+        <w:t>摘要：Anthropic内部Claude生成80%代码导致CI负载半年暴涨25倍，几乎压垮基础设施，展示了AI编程助手大规模使用带来的工程挑战和效率与稳定性的权衡。</w:t>
       </w:r>
     </w:p>
     <w:sectPr>
